--- a/companies/CNTB/CNTB_Investment_Thesis_Memo.docx
+++ b/companies/CNTB/CNTB_Investment_Thesis_Memo.docx
@@ -590,7 +590,7 @@
           <w:sz w:val="21"/>
           <w:szCs w:val="21"/>
         </w:rPr>
-        <w:t xml:space="preserve">The 2024 CEO/leadership transition followed directly on the 2022-2023 strategic reset - worth tracking how much influence the founding team (Zheng Wei, Wu Bin Pan) retains at the board level going forward; we did not find a detailed current board composition in this search.</w:t>
+        <w:t xml:space="preserve">The 2024 CEO/leadership transition followed directly on the 2022-2023 strategic reset. Board composition is now confirmed via the FY2024 and FY2025 10-Ks: Kleanthis G. Xanthopoulos, Ph.D. chairs the board; James Huang (Panacea Venture), Zheng Wei, Ph.D. (co-founder) and Wubin Pan, Ph.D. (former President/Chairman, via BioFortune Inc.) remain directors alongside CEO Barry Quart. Kan Chen, Ph.D. (a Qiming Venture Partners partner-designee) rotated off the board between the two 10-Ks and was replaced by James A. Schoeneck, a new director with no shares yet as of March 2026. The founding team and VC-era directors still hold real board seats alongside the newer US-centric leadership - this is a rebalancing, not a clean break from the pre-2024 era.</w:t>
       </w:r>
     </w:p>
     <w:p>
@@ -607,7 +607,7 @@
           <w:sz w:val="21"/>
           <w:szCs w:val="21"/>
         </w:rPr>
-        <w:t xml:space="preserve">A related-party financing, not generic insider buying: per the Q1 2026 10-Q (Note 9), the March 2026 private placement was led by Panacea Venture, described in the filing as the Company's largest current investor, which purchased $4.0mm of the $20.2mm round. Board member James Huang is the sole owner of Panacea Innovation Limited, which is the sole owner of Panacea Venture - meaning the company's own largest shareholder, controlled by a sitting director, anchored its own financing round. Read this as a genuinely stronger capital-commitment signal than ordinary PIPE participation (the largest holder underwriting the raise) but also as a governance question worth asking directly: were the $3.25/share terms arm's-length, and how was the related-party transaction approved? Separately, James Huang's ~$372,000 open-market purchase in May 2026 (150,000 shares at $2.48) is a distinct, smaller, genuinely open-market signal and should not be conflated with the PIPE-anchoring role above.</w:t>
+        <w:t xml:space="preserve">A related-party financing, more nuanced than a simple “doubling down” story: James Huang's Panacea Venture Healthcare Fund II, L.P. is confirmed via its own Schedule 13D/A filings as CNTB's largest shareholder throughout, but its position moved more than the Q1 2026 10-Q alone implies. Per Panacea's own SEC filings: ~13.76mm shares (24.9%) as of March 2025, down to 12.0mm shares (21.2%) per a 13D/A filed 26-Nov-2025 (a real ~1.76mm-share reduction sometime in 2025), then back up to 13.16mm shares (still 21.2%, per the 13D/A filed 1-Apr-2026) after buying 1,160,000 shares in the March 2026 raise. Net effect: Panacea trimmed meaningfully in 2025, then used the 2026 raise to rebuild to roughly its prior percentage - not a steady accumulation, and not the “largest investor keeps buying” framing a plain read of the 10-Q's PIPE disclosure would suggest. Two details sharpen the governance read: Panacea paid $3.45/share in the raise, a premium to the $3.25/share outside investors paid (consistent with Nasdaq related-party pricing rules - insiders did not get a discount here), and James Huang personally agreed to a 45-day lock-up on his own shares from the closing date. Separately, James Huang's ~$372,000 open-market purchase in May 2026 (150,000 shares at $2.48) remains a distinct, smaller, genuinely open-market signal and should not be conflated with the PIPE-anchoring role above. Whether the $3.45/share related-party terms were otherwise arm's-length, and how the board approved the transaction, remain open questions.</w:t>
       </w:r>
     </w:p>
     <w:p>
@@ -676,24 +676,24 @@
           <w:sz w:val="21"/>
           <w:szCs w:val="21"/>
         </w:rPr>
-        <w:t xml:space="preserve">Per the most recent aggregation of 13D/G and 13F filings we located, institutions hold roughly 59% of CNTB's shares (28 institutional filers, ~8.3mm shares in that count). Named holders include Perceptive Advisors (a dedicated healthcare/biotech long-only specialist - arguably the most thesis-relevant holder on the list), Ikarian Capital, Boothbay Fund Management, BML Capital Management, Renaissance Technologies, Citadel Advisors, and Jane Street Group. The presence of Renaissance, Citadel and Jane Street should be read as largely quantitative/market-making flow rather than a directional fundamental view on the Phase 2 data - don't over-read their presence as smart-money conviction.</w:t>
-      </w:r>
-    </w:p>
-    <w:p>
-      <w:pPr>
-        <w:spacing w:after="160" w:line="276"/>
-        <w:jc w:val="left"/>
-      </w:pPr>
-      <w:r>
-        <w:rPr>
-          <w:b w:val="false"/>
-          <w:bCs w:val="false"/>
-          <w:i w:val="false"/>
-          <w:iCs w:val="false"/>
-          <w:sz w:val="21"/>
-          <w:szCs w:val="21"/>
-        </w:rPr>
-        <w:t xml:space="preserve">On insiders: as detailed in the risk section above, distinguish James Huang's personal open-market purchase (real conviction) from Panacea Venture's role anchoring the March 2026 PIPE as the company's largest shareholder (a related-party financing, not a market-signal purchase in the same sense). We do not have Panacea Venture's total stake size from the 10-Q alone - a Schedule 13D/G pull is the natural next step, since it is arguably the single most important ownership fact in this file and was not fully captured in our earlier institutional-holder research. We did not find other Section 16 officer/director transactions of note in this search - worth pulling a fresh Form 4 screen closer to the September data.</w:t>
+        <w:t xml:space="preserve">Two distinct ownership layers exist here, and conflating them was an earlier gap in this file. The concentrated layer - beneficial owners of more than 5% of shares, per the FY2025 10-K's Item 12 table as of 26-Mar-2026 - is dominated by insiders and early-stage VCs: Panacea Venture (James Huang, director) 21.2%, BioFortune Inc. (Dr. Wubin Pan, former President/Chairman) 10.6%, Zheng Wei, Ph.D. (co-founder/director) 8.9%, Ikarian Capital, LLC 8.7%, entities affiliated with Qiming Venture Partners 8.6%, Shanghai Minhui Enterprise Management Consulting Partnership 8.5%, Advantech Capital II Connect Partnership 8.4%, and entities affiliated with Lily Asia Ventures 5.9%. These seven holders alone control roughly 72% of the company - free float is genuinely thin. Separately, a broader 13F aggregation we located earlier shows ~59% institutional ownership across 28 filers holding smaller, sub-5% stakes each - this is where Perceptive Advisors (a dedicated healthcare/biotech long-only specialist, arguably the most thesis-relevant name on that list), Boothbay Fund Management, BML Capital Management, Renaissance Technologies, Citadel Advisors, and Jane Street Group sit (Ikarian Capital appears in both views, since its stake is large enough to cross the 5% Schedule 13G threshold). Renaissance, Citadel and Jane Street should still be read as largely quantitative/market-making flow, not a directional fundamental view on the Phase 2 data.</w:t>
+      </w:r>
+    </w:p>
+    <w:p>
+      <w:pPr>
+        <w:spacing w:after="160" w:line="276"/>
+        <w:jc w:val="left"/>
+      </w:pPr>
+      <w:r>
+        <w:rPr>
+          <w:b w:val="false"/>
+          <w:bCs w:val="false"/>
+          <w:i w:val="false"/>
+          <w:iCs w:val="false"/>
+          <w:sz w:val="21"/>
+          <w:szCs w:val="21"/>
+        </w:rPr>
+        <w:t xml:space="preserve">On insiders: distinguish James Huang's personal open-market purchase (real conviction) from Panacea Venture's role anchoring the March 2026 PIPE at a premium price (a related-party financing, detailed above) - both are now fully resolved via Panacea's own Schedule 13D/A filings (Nov-2025 and Apr-2026), closing out what was previously the single highest-value open ownership question in this file. Two other insider-alignment facts stand out: CEO Barry Quart's and President David Szekeres's personal beneficial ownership grew sharply between the FY2024 and FY2025 10-Ks (Quart: 131,887 -&gt; 1,700,473 shares, 2.9%; Szekeres: 160,867 -&gt; 1,234,840 shares, 2.1%) as their 2024 hire-date option grants vested - real, growing skin in the game from the two people running day-to-day execution into the September data. We did not find other Section 16 officer/director transactions of note beyond what's captured above - worth a fresh Form 4 screen closer to the September data.</w:t>
       </w:r>
     </w:p>
     <w:p>
@@ -1623,6 +1623,23 @@
     </w:p>
     <w:p>
       <w:pPr>
+        <w:spacing w:after="160" w:line="276"/>
+        <w:jc w:val="left"/>
+      </w:pPr>
+      <w:r>
+        <w:rPr>
+          <w:b w:val="false"/>
+          <w:bCs w:val="false"/>
+          <w:i w:val="false"/>
+          <w:iCs w:val="false"/>
+          <w:sz w:val="21"/>
+          <w:szCs w:val="21"/>
+        </w:rPr>
+        <w:t xml:space="preserve">Note on a pending update: the Loss-of-exclusivity assumption (Cover &amp; Assumptions, row 52) was revised in July 2026 from an unverified placeholder (2038/2040/2042) to figures sourced from the FY2024 and FY2025 10-Ks' actual patent-expiry disclosures (2037/2040/2045 - see Section 4.1 and the workbook's source note on that row). The workbook has not yet been reopened in Excel to recalculate the downstream rNPV/DCF outputs against this change, so the Low/Base/High figures in the table above still reflect the prior assumption until that recalc happens - treat them as pending, not final, on this one input.</w:t>
+      </w:r>
+    </w:p>
+    <w:p>
+      <w:pPr>
         <w:pStyle w:val="Heading1"/>
         <w:spacing w:after="160" w:before="320"/>
       </w:pPr>
@@ -1678,7 +1695,7 @@
           <w:sz w:val="21"/>
           <w:szCs w:val="21"/>
         </w:rPr>
-        <w:t xml:space="preserve">Conflicts of interest: we could not confirm from public sources whether any of the covering banks (Wainwright, Cantor Fitzgerald, Canaccord, Piper Sandler, BTIG, Oppenheimer) acted as placement agent on the March 2026 private placement - this is a private (Rule 506-style) placement rather than a registered underwritten offering, and placement-agent detail is not always disclosed in the same way as in a public offering. This should be checked against the private placement's Form D and any related 8-K before treating any single analyst's rating as fully independent.</w:t>
+        <w:t xml:space="preserve">Conflicts of interest: now confirmed, not merely suspected. The 8-K announcing the March 2026 private placement names Leerink Partners LLC and Cantor Fitzgerald &amp; Co. as joint placement agents. Cantor Fitzgerald carries a live $4 Overweight rating on CNTB in the table above - a direct conflict between its role arranging a related-party-anchored financing and its ongoing sell-side coverage. This doesn't necessarily mean the rating is wrong, but it should be weighted accordingly, and it's a genuine data point this file lacked until now.</w:t>
       </w:r>
     </w:p>
     <w:p>
@@ -1755,7 +1772,7 @@
           <w:sz w:val="21"/>
           <w:szCs w:val="21"/>
         </w:rPr>
-        <w:t xml:space="preserve">On the supportive prior data: public sources give topline characterizations only (e.g., “rapid and significant improvement” in lung function, greatest effect in patients with baseline eosinophils ≥300 cells/µL and FeNO ≥25 ppb) for the Phase 1 IV study and the earlier global Phase 2 published in AJRCCM. We did not pull the full peer-reviewed paper's effect sizes and confidence intervals in this search - before treating these as more than directionally supportive, we'd recommend reading the actual AJRCCM publication rather than the press-release framing of it.</w:t>
+        <w:t xml:space="preserve">On the supportive prior data, we now have real numbers rather than press-release characterizations for the Phase 1 IV study: a March 2026 topline release (study CBP-201-105) reported mean FEV1 improvements of ~200-400 mL maintained through Day 29 in both asthma and COPD patients (vs. placebo trending down over the same period), with clinically meaningful increases of 100-400 mL observed in many patients as early as 15 minutes post-dosing. This was a small, single-dose, placebo-controlled pharmacology study (12 asthma and 10 COPD patients total, randomized 4:1 drug:placebo) - genuinely supportive mechanistic signal, but not remotely powered for efficacy, and shouldn't be over-weighted relative to the much larger SEABREEZE STAT readouts. The earlier global Phase 2 published in AJRCCM remains unpulled in full - we still have only the topline characterization for that one, and would recommend reading the actual publication before giving it more than directional weight.</w:t>
       </w:r>
     </w:p>
     <w:p>
@@ -1789,7 +1806,7 @@
           <w:sz w:val="21"/>
           <w:szCs w:val="21"/>
         </w:rPr>
-        <w:t xml:space="preserve">Simcere's China Phase 3 atopic-dermatitis characterization (“near-maximal responses in approximately 90% of patients through 52 weeks”) is a company/partner press-release description. We did not locate the underlying peer-reviewed publication or an NMPA-level data package that defines “near-maximal response” precisely - flagged as reported, but not independently verified, in this file.</w:t>
+        <w:t xml:space="preserve">Simcere's China Phase 3 atopic-dermatitis trial now has a name and real disclosed numbers: RADIANT-AD, a 259-patient, double-blind, placebo-controlled study, with 52-week topline data presented at the March 2026 American Academy of Dermatology (AAD) annual meeting (a company 8-K exhibit, not yet a peer-reviewed publication or NMPA-level data package). Actual results: 96.6% of patients achieved EASI-75, 87.1% achieved IGA 0/1 (clear or almost clear), and 85.3% achieved EASI-90 at Week 52; safety was reported as comparable to placebo with low conjunctivitis rates. The previously-flagged “near-maximal responses in ~90% of patients” characterization holds up reasonably well as a rough average of these three real endpoints - a fair paraphrase, not marketing inflation, though it's still a company-sourced topline rather than an independently adjudicated dataset. One new, currently unmodeled data point: CEO Quart's remarks alongside this release explicitly floated ex-China AD as a future indication “for us or a future partner” - not in the companion workbook or blended price target anywhere today, and worth flagging as optionality rather than base-case value.</w:t>
       </w:r>
     </w:p>
     <w:p>
